--- a/Self-Balancing Robot/Self Balancing Robot v2.docx
+++ b/Self-Balancing Robot/Self Balancing Robot v2.docx
@@ -2603,39 +2603,13 @@
         <w:rPr>
           <w:lang w:val="en-GB"/>
         </w:rPr>
-        <w:t>Will try and use breadboard and Arduino together directly connected to motors.</w:t>
-      </w:r>
-      <w:r>
-        <w:rPr>
-          <w:lang w:val="en-GB"/>
-        </w:rPr>
-        <w:t xml:space="preserve"> </w:t>
-      </w:r>
-      <w:r>
-        <w:rPr>
-          <w:lang w:val="en-GB"/>
-        </w:rPr>
-        <w:t>Possibly both need to be put on small wooden board.</w:t>
-      </w:r>
-    </w:p>
-    <w:p>
-      <w:pPr>
-        <w:tabs>
-          <w:tab w:val="left" w:pos="2680"/>
-        </w:tabs>
-        <w:rPr>
-          <w:b/>
-          <w:bCs/>
-          <w:lang w:val="en-GB"/>
-        </w:rPr>
-      </w:pPr>
-      <w:r>
-        <w:rPr>
-          <w:b/>
-          <w:bCs/>
-          <w:lang w:val="en-GB"/>
-        </w:rPr>
-        <w:t>Battery</w:t>
+        <w:t>Wood</w:t>
+      </w:r>
+      <w:r>
+        <w:rPr>
+          <w:lang w:val="en-GB"/>
+        </w:rPr>
+        <w:t>?</w:t>
       </w:r>
     </w:p>
     <w:p>
@@ -2656,6 +2630,183 @@
         <w:rPr>
           <w:lang w:val="en-GB"/>
         </w:rPr>
+        <w:t xml:space="preserve">Wooden boards should be approximately </w:t>
+      </w:r>
+      <w:r>
+        <w:rPr>
+          <w:lang w:val="en-GB"/>
+        </w:rPr>
+        <w:t>70</w:t>
+      </w:r>
+      <w:r>
+        <w:rPr>
+          <w:lang w:val="en-GB"/>
+        </w:rPr>
+        <w:t xml:space="preserve"> </w:t>
+      </w:r>
+      <w:r>
+        <w:rPr>
+          <w:lang w:val="en-GB"/>
+        </w:rPr>
+        <w:t xml:space="preserve">mm x </w:t>
+      </w:r>
+      <w:r>
+        <w:rPr>
+          <w:lang w:val="en-GB"/>
+        </w:rPr>
+        <w:t>110</w:t>
+      </w:r>
+      <w:r>
+        <w:rPr>
+          <w:lang w:val="en-GB"/>
+        </w:rPr>
+        <w:t xml:space="preserve"> </w:t>
+      </w:r>
+      <w:r>
+        <w:rPr>
+          <w:lang w:val="en-GB"/>
+        </w:rPr>
+        <w:t>mm x</w:t>
+      </w:r>
+      <w:r>
+        <w:rPr>
+          <w:lang w:val="en-GB"/>
+        </w:rPr>
+        <w:t xml:space="preserve"> 3</w:t>
+      </w:r>
+      <w:r>
+        <w:rPr>
+          <w:lang w:val="en-GB"/>
+        </w:rPr>
+        <w:t xml:space="preserve"> </w:t>
+      </w:r>
+      <w:r>
+        <w:rPr>
+          <w:lang w:val="en-GB"/>
+        </w:rPr>
+        <w:t>mm.</w:t>
+      </w:r>
+    </w:p>
+    <w:p>
+      <w:pPr>
+        <w:pStyle w:val="ListParagraph"/>
+        <w:numPr>
+          <w:ilvl w:val="0"/>
+          <w:numId w:val="4"/>
+        </w:numPr>
+        <w:tabs>
+          <w:tab w:val="left" w:pos="2680"/>
+        </w:tabs>
+        <w:rPr>
+          <w:lang w:val="en-GB"/>
+        </w:rPr>
+      </w:pPr>
+      <w:r>
+        <w:rPr>
+          <w:lang w:val="en-GB"/>
+        </w:rPr>
+        <w:t>Will need dowels to hold the different levels</w:t>
+      </w:r>
+      <w:r>
+        <w:rPr>
+          <w:lang w:val="en-GB"/>
+        </w:rPr>
+        <w:t>. These should be 6</w:t>
+      </w:r>
+      <w:r>
+        <w:rPr>
+          <w:lang w:val="en-GB"/>
+        </w:rPr>
+        <w:t xml:space="preserve"> </w:t>
+      </w:r>
+      <w:r>
+        <w:rPr>
+          <w:lang w:val="en-GB"/>
+        </w:rPr>
+        <w:t>mm in diameter</w:t>
+      </w:r>
+      <w:r>
+        <w:rPr>
+          <w:lang w:val="en-GB"/>
+        </w:rPr>
+        <w:t xml:space="preserve"> (or less) </w:t>
+      </w:r>
+      <w:r>
+        <w:rPr>
+          <w:lang w:val="en-GB"/>
+        </w:rPr>
+        <w:t>and</w:t>
+      </w:r>
+      <w:r>
+        <w:rPr>
+          <w:lang w:val="en-GB"/>
+        </w:rPr>
+        <w:t xml:space="preserve"> 50 mm to</w:t>
+      </w:r>
+      <w:r>
+        <w:rPr>
+          <w:lang w:val="en-GB"/>
+        </w:rPr>
+        <w:t xml:space="preserve"> </w:t>
+      </w:r>
+      <w:r>
+        <w:rPr>
+          <w:lang w:val="en-GB"/>
+        </w:rPr>
+        <w:t>60</w:t>
+      </w:r>
+      <w:r>
+        <w:rPr>
+          <w:lang w:val="en-GB"/>
+        </w:rPr>
+        <w:t xml:space="preserve"> mm high</w:t>
+      </w:r>
+      <w:r>
+        <w:rPr>
+          <w:lang w:val="en-GB"/>
+        </w:rPr>
+        <w:t>.</w:t>
+      </w:r>
+    </w:p>
+    <w:p>
+      <w:pPr>
+        <w:tabs>
+          <w:tab w:val="left" w:pos="2680"/>
+        </w:tabs>
+        <w:rPr>
+          <w:b/>
+          <w:bCs/>
+          <w:lang w:val="en-GB"/>
+        </w:rPr>
+      </w:pPr>
+      <w:r>
+        <w:rPr>
+          <w:b/>
+          <w:bCs/>
+          <w:lang w:val="en-GB"/>
+        </w:rPr>
+        <w:t>Battery</w:t>
+      </w:r>
+    </w:p>
+    <w:p>
+      <w:pPr>
+        <w:pStyle w:val="ListParagraph"/>
+        <w:numPr>
+          <w:ilvl w:val="0"/>
+          <w:numId w:val="4"/>
+        </w:numPr>
+        <w:tabs>
+          <w:tab w:val="left" w:pos="2680"/>
+        </w:tabs>
+        <w:rPr>
+          <w:lang w:val="en-GB"/>
+        </w:rPr>
+      </w:pPr>
+      <w:r>
+        <w:rPr>
+          <w:lang w:val="en-GB"/>
+        </w:rPr>
+        <w:lastRenderedPageBreak/>
         <w:t>C</w:t>
       </w:r>
       <w:r>
@@ -6284,19 +6435,119 @@
                 <w:rPr>
                   <w:rStyle w:val="Hyperlink"/>
                 </w:rPr>
-                <w:t>DigiK</w:t>
+                <w:t>DigiKey</w:t>
               </w:r>
+            </w:hyperlink>
+          </w:p>
+        </w:tc>
+      </w:tr>
+      <w:tr>
+        <w:tc>
+          <w:tcPr>
+            <w:tcW w:w="2173" w:type="dxa"/>
+          </w:tcPr>
+          <w:p>
+            <w:pPr>
+              <w:tabs>
+                <w:tab w:val="left" w:pos="2680"/>
+              </w:tabs>
+              <w:rPr>
+                <w:lang w:val="en-GB"/>
+              </w:rPr>
+            </w:pPr>
+            <w:r>
+              <w:rPr>
+                <w:lang w:val="en-GB"/>
+              </w:rPr>
+              <w:t>Vero Board</w:t>
+            </w:r>
+          </w:p>
+        </w:tc>
+        <w:tc>
+          <w:tcPr>
+            <w:tcW w:w="1774" w:type="dxa"/>
+          </w:tcPr>
+          <w:p>
+            <w:pPr>
+              <w:tabs>
+                <w:tab w:val="left" w:pos="2680"/>
+              </w:tabs>
+              <w:rPr>
+                <w:lang w:val="en-GB"/>
+              </w:rPr>
+            </w:pPr>
+            <w:r>
+              <w:rPr>
+                <w:lang w:val="en-GB"/>
+              </w:rPr>
+              <w:t>R</w:t>
+            </w:r>
+            <w:r>
+              <w:rPr>
+                <w:lang w:val="en-GB"/>
+              </w:rPr>
+              <w:t>57.26</w:t>
+            </w:r>
+          </w:p>
+        </w:tc>
+        <w:tc>
+          <w:tcPr>
+            <w:tcW w:w="1778" w:type="dxa"/>
+          </w:tcPr>
+          <w:p>
+            <w:pPr>
+              <w:tabs>
+                <w:tab w:val="left" w:pos="2680"/>
+              </w:tabs>
+              <w:rPr>
+                <w:lang w:val="en-GB"/>
+              </w:rPr>
+            </w:pPr>
+            <w:r>
+              <w:rPr>
+                <w:lang w:val="en-GB"/>
+              </w:rPr>
+              <w:t>1</w:t>
+            </w:r>
+          </w:p>
+        </w:tc>
+        <w:tc>
+          <w:tcPr>
+            <w:tcW w:w="1573" w:type="dxa"/>
+          </w:tcPr>
+          <w:p>
+            <w:pPr>
+              <w:tabs>
+                <w:tab w:val="left" w:pos="2680"/>
+              </w:tabs>
+              <w:rPr>
+                <w:lang w:val="en-GB"/>
+              </w:rPr>
+            </w:pPr>
+            <w:r>
+              <w:rPr>
+                <w:lang w:val="en-GB"/>
+              </w:rPr>
+              <w:t>R57.26</w:t>
+            </w:r>
+          </w:p>
+        </w:tc>
+        <w:tc>
+          <w:tcPr>
+            <w:tcW w:w="1718" w:type="dxa"/>
+          </w:tcPr>
+          <w:p>
+            <w:pPr>
+              <w:tabs>
+                <w:tab w:val="left" w:pos="2680"/>
+              </w:tabs>
+            </w:pPr>
+            <w:hyperlink r:id="rId41" w:history="1">
               <w:r>
                 <w:rPr>
                   <w:rStyle w:val="Hyperlink"/>
                 </w:rPr>
-                <w:t>e</w:t>
-              </w:r>
-              <w:r>
-                <w:rPr>
-                  <w:rStyle w:val="Hyperlink"/>
-                </w:rPr>
-                <w:t>y</w:t>
+                <w:t>DigiKey</w:t>
               </w:r>
             </w:hyperlink>
           </w:p>
@@ -6350,7 +6601,7 @@
                 <w:bCs/>
                 <w:lang w:val="en-GB"/>
               </w:rPr>
-              <w:t>R2</w:t>
+              <w:t>R</w:t>
             </w:r>
             <w:r>
               <w:rPr>
@@ -6358,7 +6609,7 @@
                 <w:bCs/>
                 <w:lang w:val="en-GB"/>
               </w:rPr>
-              <w:t>27.45</w:t>
+              <w:t>422.15</w:t>
             </w:r>
           </w:p>
         </w:tc>
@@ -6457,121 +6708,6 @@
               <w:tabs>
                 <w:tab w:val="left" w:pos="2680"/>
               </w:tabs>
-              <w:rPr>
-                <w:lang w:val="en-GB"/>
-              </w:rPr>
-            </w:pPr>
-            <w:hyperlink r:id="rId41" w:history="1">
-              <w:r>
-                <w:rPr>
-                  <w:rStyle w:val="Hyperlink"/>
-                  <w:lang w:val="en-GB"/>
-                </w:rPr>
-                <w:t>Microrobotics</w:t>
-              </w:r>
-            </w:hyperlink>
-          </w:p>
-        </w:tc>
-      </w:tr>
-      <w:tr>
-        <w:tc>
-          <w:tcPr>
-            <w:tcW w:w="2173" w:type="dxa"/>
-          </w:tcPr>
-          <w:p>
-            <w:pPr>
-              <w:tabs>
-                <w:tab w:val="left" w:pos="2680"/>
-              </w:tabs>
-              <w:jc w:val="both"/>
-              <w:rPr>
-                <w:lang w:val="en-GB"/>
-              </w:rPr>
-            </w:pPr>
-            <w:r>
-              <w:rPr>
-                <w:lang w:val="en-GB"/>
-              </w:rPr>
-              <w:t>Battery Charger</w:t>
-            </w:r>
-          </w:p>
-        </w:tc>
-        <w:tc>
-          <w:tcPr>
-            <w:tcW w:w="1774" w:type="dxa"/>
-          </w:tcPr>
-          <w:p>
-            <w:pPr>
-              <w:tabs>
-                <w:tab w:val="left" w:pos="2680"/>
-              </w:tabs>
-              <w:jc w:val="both"/>
-              <w:rPr>
-                <w:lang w:val="en-GB"/>
-              </w:rPr>
-            </w:pPr>
-            <w:r>
-              <w:rPr>
-                <w:lang w:val="en-GB"/>
-              </w:rPr>
-              <w:t>R109</w:t>
-            </w:r>
-          </w:p>
-        </w:tc>
-        <w:tc>
-          <w:tcPr>
-            <w:tcW w:w="1778" w:type="dxa"/>
-          </w:tcPr>
-          <w:p>
-            <w:pPr>
-              <w:tabs>
-                <w:tab w:val="left" w:pos="2680"/>
-              </w:tabs>
-              <w:jc w:val="both"/>
-              <w:rPr>
-                <w:lang w:val="en-GB"/>
-              </w:rPr>
-            </w:pPr>
-            <w:r>
-              <w:rPr>
-                <w:lang w:val="en-GB"/>
-              </w:rPr>
-              <w:t>1</w:t>
-            </w:r>
-          </w:p>
-        </w:tc>
-        <w:tc>
-          <w:tcPr>
-            <w:tcW w:w="1573" w:type="dxa"/>
-          </w:tcPr>
-          <w:p>
-            <w:pPr>
-              <w:tabs>
-                <w:tab w:val="left" w:pos="2680"/>
-              </w:tabs>
-              <w:jc w:val="both"/>
-              <w:rPr>
-                <w:lang w:val="en-GB"/>
-              </w:rPr>
-            </w:pPr>
-            <w:r>
-              <w:rPr>
-                <w:lang w:val="en-GB"/>
-              </w:rPr>
-              <w:t>R109</w:t>
-            </w:r>
-          </w:p>
-        </w:tc>
-        <w:tc>
-          <w:tcPr>
-            <w:tcW w:w="1718" w:type="dxa"/>
-          </w:tcPr>
-          <w:p>
-            <w:pPr>
-              <w:tabs>
-                <w:tab w:val="left" w:pos="2680"/>
-              </w:tabs>
-              <w:jc w:val="both"/>
               <w:rPr>
                 <w:lang w:val="en-GB"/>
               </w:rPr>
@@ -6607,7 +6743,7 @@
               <w:rPr>
                 <w:lang w:val="en-GB"/>
               </w:rPr>
-              <w:t>Potentiometer</w:t>
+              <w:t>Battery Charger</w:t>
             </w:r>
           </w:p>
         </w:tc>
@@ -6629,7 +6765,7 @@
               <w:rPr>
                 <w:lang w:val="en-GB"/>
               </w:rPr>
-              <w:t>R23</w:t>
+              <w:t>R109</w:t>
             </w:r>
           </w:p>
         </w:tc>
@@ -6673,7 +6809,7 @@
               <w:rPr>
                 <w:lang w:val="en-GB"/>
               </w:rPr>
-              <w:t>R23</w:t>
+              <w:t>R109</w:t>
             </w:r>
           </w:p>
         </w:tc>
@@ -6687,11 +6823,15 @@
                 <w:tab w:val="left" w:pos="2680"/>
               </w:tabs>
               <w:jc w:val="both"/>
+              <w:rPr>
+                <w:lang w:val="en-GB"/>
+              </w:rPr>
             </w:pPr>
             <w:hyperlink r:id="rId43" w:history="1">
               <w:r>
                 <w:rPr>
                   <w:rStyle w:val="Hyperlink"/>
+                  <w:lang w:val="en-GB"/>
                 </w:rPr>
                 <w:t>Microrobotics</w:t>
               </w:r>
@@ -6718,7 +6858,7 @@
               <w:rPr>
                 <w:lang w:val="en-GB"/>
               </w:rPr>
-              <w:t>Switch</w:t>
+              <w:t>Potentiometer</w:t>
             </w:r>
           </w:p>
         </w:tc>
@@ -6740,7 +6880,7 @@
               <w:rPr>
                 <w:lang w:val="en-GB"/>
               </w:rPr>
-              <w:t>R16.10</w:t>
+              <w:t>R23</w:t>
             </w:r>
           </w:p>
         </w:tc>
@@ -6784,7 +6924,7 @@
               <w:rPr>
                 <w:lang w:val="en-GB"/>
               </w:rPr>
-              <w:t>R16.10</w:t>
+              <w:t>R23</w:t>
             </w:r>
           </w:p>
         </w:tc>
@@ -6813,6 +6953,117 @@
       <w:tr>
         <w:tc>
           <w:tcPr>
+            <w:tcW w:w="2173" w:type="dxa"/>
+          </w:tcPr>
+          <w:p>
+            <w:pPr>
+              <w:tabs>
+                <w:tab w:val="left" w:pos="2680"/>
+              </w:tabs>
+              <w:jc w:val="both"/>
+              <w:rPr>
+                <w:lang w:val="en-GB"/>
+              </w:rPr>
+            </w:pPr>
+            <w:r>
+              <w:rPr>
+                <w:lang w:val="en-GB"/>
+              </w:rPr>
+              <w:t>Switch</w:t>
+            </w:r>
+          </w:p>
+        </w:tc>
+        <w:tc>
+          <w:tcPr>
+            <w:tcW w:w="1774" w:type="dxa"/>
+          </w:tcPr>
+          <w:p>
+            <w:pPr>
+              <w:tabs>
+                <w:tab w:val="left" w:pos="2680"/>
+              </w:tabs>
+              <w:jc w:val="both"/>
+              <w:rPr>
+                <w:lang w:val="en-GB"/>
+              </w:rPr>
+            </w:pPr>
+            <w:r>
+              <w:rPr>
+                <w:lang w:val="en-GB"/>
+              </w:rPr>
+              <w:t>R16.10</w:t>
+            </w:r>
+          </w:p>
+        </w:tc>
+        <w:tc>
+          <w:tcPr>
+            <w:tcW w:w="1778" w:type="dxa"/>
+          </w:tcPr>
+          <w:p>
+            <w:pPr>
+              <w:tabs>
+                <w:tab w:val="left" w:pos="2680"/>
+              </w:tabs>
+              <w:jc w:val="both"/>
+              <w:rPr>
+                <w:lang w:val="en-GB"/>
+              </w:rPr>
+            </w:pPr>
+            <w:r>
+              <w:rPr>
+                <w:lang w:val="en-GB"/>
+              </w:rPr>
+              <w:t>1</w:t>
+            </w:r>
+          </w:p>
+        </w:tc>
+        <w:tc>
+          <w:tcPr>
+            <w:tcW w:w="1573" w:type="dxa"/>
+          </w:tcPr>
+          <w:p>
+            <w:pPr>
+              <w:tabs>
+                <w:tab w:val="left" w:pos="2680"/>
+              </w:tabs>
+              <w:jc w:val="both"/>
+              <w:rPr>
+                <w:lang w:val="en-GB"/>
+              </w:rPr>
+            </w:pPr>
+            <w:r>
+              <w:rPr>
+                <w:lang w:val="en-GB"/>
+              </w:rPr>
+              <w:t>R16.10</w:t>
+            </w:r>
+          </w:p>
+        </w:tc>
+        <w:tc>
+          <w:tcPr>
+            <w:tcW w:w="1718" w:type="dxa"/>
+          </w:tcPr>
+          <w:p>
+            <w:pPr>
+              <w:tabs>
+                <w:tab w:val="left" w:pos="2680"/>
+              </w:tabs>
+              <w:jc w:val="both"/>
+            </w:pPr>
+            <w:hyperlink r:id="rId45" w:history="1">
+              <w:r>
+                <w:rPr>
+                  <w:rStyle w:val="Hyperlink"/>
+                </w:rPr>
+                <w:t>Microrobotics</w:t>
+              </w:r>
+            </w:hyperlink>
+          </w:p>
+        </w:tc>
+      </w:tr>
+      <w:tr>
+        <w:tc>
+          <w:tcPr>
             <w:tcW w:w="5725" w:type="dxa"/>
             <w:gridSpan w:val="3"/>
           </w:tcPr>
@@ -6915,7 +7166,7 @@
                 <w:bCs/>
                 <w:lang w:val="en-GB"/>
               </w:rPr>
-              <w:t>R726.98</w:t>
+              <w:t>R</w:t>
             </w:r>
           </w:p>
         </w:tc>
@@ -7121,7 +7372,7 @@
           <w:lang w:val="en-GB"/>
         </w:rPr>
       </w:pPr>
-      <w:hyperlink r:id="rId45" w:history="1">
+      <w:hyperlink r:id="rId46" w:history="1">
         <w:r>
           <w:rPr>
             <w:rStyle w:val="Hyperlink"/>
@@ -7169,6 +7420,7 @@
         <w:rPr>
           <w:lang w:val="en-GB"/>
         </w:rPr>
+        <w:lastRenderedPageBreak/>
         <w:t>analogWrite(pin, value)</w:t>
       </w:r>
     </w:p>
@@ -7187,7 +7439,6 @@
         <w:rPr>
           <w:lang w:val="en-GB"/>
         </w:rPr>
-        <w:lastRenderedPageBreak/>
         <w:t>Pin must be a PWM-capable pin (marked with ~ symbol)</w:t>
       </w:r>
     </w:p>

--- a/Self-Balancing Robot/Self Balancing Robot v2.docx
+++ b/Self-Balancing Robot/Self Balancing Robot v2.docx
@@ -892,6 +892,7 @@
         </w:rPr>
       </w:pPr>
       <w:hyperlink r:id="rId9" w:history="1">
+        <w:proofErr w:type="spellStart"/>
         <w:r>
           <w:rPr>
             <w:rStyle w:val="Hyperlink"/>
@@ -899,6 +900,7 @@
           </w:rPr>
           <w:t>Communica</w:t>
         </w:r>
+        <w:proofErr w:type="spellEnd"/>
       </w:hyperlink>
       <w:r>
         <w:t xml:space="preserve"> (Paarden Eiland)</w:t>
@@ -940,11 +942,19 @@
         </w:rPr>
       </w:pPr>
       <w:hyperlink r:id="rId11" w:history="1">
+        <w:proofErr w:type="spellStart"/>
         <w:r>
           <w:rPr>
             <w:rStyle w:val="Hyperlink"/>
           </w:rPr>
-          <w:t>DigiKey South Africa</w:t>
+          <w:t>DigiKey</w:t>
+        </w:r>
+        <w:proofErr w:type="spellEnd"/>
+        <w:r>
+          <w:rPr>
+            <w:rStyle w:val="Hyperlink"/>
+          </w:rPr>
+          <w:t xml:space="preserve"> South Africa</w:t>
         </w:r>
       </w:hyperlink>
       <w:r>
@@ -1700,7 +1710,21 @@
         <w:rPr>
           <w:lang w:val="en-GB"/>
         </w:rPr>
-        <w:t xml:space="preserve"> - Communica link</w:t>
+        <w:t xml:space="preserve"> - </w:t>
+      </w:r>
+      <w:proofErr w:type="spellStart"/>
+      <w:r>
+        <w:rPr>
+          <w:lang w:val="en-GB"/>
+        </w:rPr>
+        <w:t>Communica</w:t>
+      </w:r>
+      <w:proofErr w:type="spellEnd"/>
+      <w:r>
+        <w:rPr>
+          <w:lang w:val="en-GB"/>
+        </w:rPr>
+        <w:t xml:space="preserve"> link</w:t>
       </w:r>
       <w:r>
         <w:rPr>
@@ -2278,7 +2302,21 @@
               <w:rPr>
                 <w:lang w:val="en-GB"/>
               </w:rPr>
-              <w:t>Set one high and one low to control Motor A direction (digitalWrite)</w:t>
+              <w:t>Set one high and one low to control Motor A direction (</w:t>
+            </w:r>
+            <w:proofErr w:type="spellStart"/>
+            <w:r>
+              <w:rPr>
+                <w:lang w:val="en-GB"/>
+              </w:rPr>
+              <w:t>digitalWrite</w:t>
+            </w:r>
+            <w:proofErr w:type="spellEnd"/>
+            <w:r>
+              <w:rPr>
+                <w:lang w:val="en-GB"/>
+              </w:rPr>
+              <w:t>)</w:t>
             </w:r>
           </w:p>
         </w:tc>
@@ -2348,7 +2386,25 @@
           <w:iCs/>
           <w:lang w:val="en-GB"/>
         </w:rPr>
-        <w:t>Standard ones from Micromouse project</w:t>
+        <w:t xml:space="preserve">Standard ones from </w:t>
+      </w:r>
+      <w:proofErr w:type="spellStart"/>
+      <w:r>
+        <w:rPr>
+          <w:i/>
+          <w:iCs/>
+          <w:lang w:val="en-GB"/>
+        </w:rPr>
+        <w:t>Micromouse</w:t>
+      </w:r>
+      <w:proofErr w:type="spellEnd"/>
+      <w:r>
+        <w:rPr>
+          <w:i/>
+          <w:iCs/>
+          <w:lang w:val="en-GB"/>
+        </w:rPr>
+        <w:t xml:space="preserve"> project</w:t>
       </w:r>
       <w:r>
         <w:rPr>
@@ -2447,7 +2503,21 @@
         <w:rPr>
           <w:lang w:val="en-GB"/>
         </w:rPr>
-        <w:t>Standard wheels we used for micromouse (see below).</w:t>
+        <w:t xml:space="preserve">Standard wheels we used for </w:t>
+      </w:r>
+      <w:proofErr w:type="spellStart"/>
+      <w:r>
+        <w:rPr>
+          <w:lang w:val="en-GB"/>
+        </w:rPr>
+        <w:t>micromouse</w:t>
+      </w:r>
+      <w:proofErr w:type="spellEnd"/>
+      <w:r>
+        <w:rPr>
+          <w:lang w:val="en-GB"/>
+        </w:rPr>
+        <w:t xml:space="preserve"> (see below).</w:t>
       </w:r>
     </w:p>
     <w:p>
@@ -3019,7 +3089,21 @@
         <w:rPr>
           <w:lang w:val="en-GB"/>
         </w:rPr>
-        <w:t xml:space="preserve"> - Communica version.</w:t>
+        <w:t xml:space="preserve"> - </w:t>
+      </w:r>
+      <w:proofErr w:type="spellStart"/>
+      <w:r>
+        <w:rPr>
+          <w:lang w:val="en-GB"/>
+        </w:rPr>
+        <w:t>Communica</w:t>
+      </w:r>
+      <w:proofErr w:type="spellEnd"/>
+      <w:r>
+        <w:rPr>
+          <w:lang w:val="en-GB"/>
+        </w:rPr>
+        <w:t xml:space="preserve"> version.</w:t>
       </w:r>
     </w:p>
     <w:p>
@@ -4652,7 +4736,25 @@
           <w:iCs/>
           <w:lang w:val="en-GB"/>
         </w:rPr>
-        <w:t>Motors will see roughly 7.28 V. Must drive DRV8833 with PWM signal so that it receives approximately 5 V. Measure with multimeter!</w:t>
+        <w:t xml:space="preserve">Motors will see roughly 7.28 V. Must drive DRV8833 with PWM signal so that it receives approximately 5 V. Measure with </w:t>
+      </w:r>
+      <w:proofErr w:type="spellStart"/>
+      <w:r>
+        <w:rPr>
+          <w:i/>
+          <w:iCs/>
+          <w:lang w:val="en-GB"/>
+        </w:rPr>
+        <w:t>multimeter</w:t>
+      </w:r>
+      <w:proofErr w:type="spellEnd"/>
+      <w:r>
+        <w:rPr>
+          <w:i/>
+          <w:iCs/>
+          <w:lang w:val="en-GB"/>
+        </w:rPr>
+        <w:t>!</w:t>
       </w:r>
     </w:p>
     <w:p>
@@ -5398,12 +5500,14 @@
               </w:rPr>
             </w:pPr>
             <w:hyperlink r:id="rId31" w:history="1">
+              <w:proofErr w:type="spellStart"/>
               <w:r>
                 <w:rPr>
                   <w:rStyle w:val="Hyperlink"/>
                 </w:rPr>
                 <w:t>Communica</w:t>
               </w:r>
+              <w:proofErr w:type="spellEnd"/>
             </w:hyperlink>
           </w:p>
         </w:tc>
@@ -5504,6 +5608,7 @@
               </w:rPr>
             </w:pPr>
             <w:hyperlink r:id="rId32" w:history="1">
+              <w:proofErr w:type="spellStart"/>
               <w:r>
                 <w:rPr>
                   <w:rStyle w:val="Hyperlink"/>
@@ -5511,6 +5616,7 @@
                 </w:rPr>
                 <w:t>Communica</w:t>
               </w:r>
+              <w:proofErr w:type="spellEnd"/>
             </w:hyperlink>
           </w:p>
         </w:tc>
@@ -5611,6 +5717,7 @@
               </w:rPr>
             </w:pPr>
             <w:hyperlink r:id="rId33" w:history="1">
+              <w:proofErr w:type="spellStart"/>
               <w:r>
                 <w:rPr>
                   <w:rStyle w:val="Hyperlink"/>
@@ -5618,6 +5725,7 @@
                 </w:rPr>
                 <w:t>Communica</w:t>
               </w:r>
+              <w:proofErr w:type="spellEnd"/>
             </w:hyperlink>
           </w:p>
         </w:tc>
@@ -5718,12 +5826,14 @@
               </w:tabs>
             </w:pPr>
             <w:hyperlink r:id="rId34" w:history="1">
+              <w:proofErr w:type="spellStart"/>
               <w:r>
                 <w:rPr>
                   <w:rStyle w:val="Hyperlink"/>
                 </w:rPr>
                 <w:t>Communica</w:t>
               </w:r>
+              <w:proofErr w:type="spellEnd"/>
             </w:hyperlink>
           </w:p>
         </w:tc>
@@ -5824,12 +5934,14 @@
               </w:tabs>
             </w:pPr>
             <w:hyperlink r:id="rId35" w:history="1">
+              <w:proofErr w:type="spellStart"/>
               <w:r>
                 <w:rPr>
                   <w:rStyle w:val="Hyperlink"/>
                 </w:rPr>
                 <w:t>Communica</w:t>
               </w:r>
+              <w:proofErr w:type="spellEnd"/>
             </w:hyperlink>
           </w:p>
         </w:tc>
@@ -5933,6 +6045,7 @@
               </w:rPr>
             </w:pPr>
             <w:hyperlink r:id="rId36" w:history="1">
+              <w:proofErr w:type="spellStart"/>
               <w:r>
                 <w:rPr>
                   <w:rStyle w:val="Hyperlink"/>
@@ -5940,6 +6053,7 @@
                 </w:rPr>
                 <w:t>Communica</w:t>
               </w:r>
+              <w:proofErr w:type="spellEnd"/>
             </w:hyperlink>
           </w:p>
         </w:tc>
@@ -5961,13 +6075,23 @@
                 <w:lang w:val="en-GB"/>
               </w:rPr>
             </w:pPr>
+            <w:proofErr w:type="spellStart"/>
             <w:r>
               <w:rPr>
                 <w:b/>
                 <w:bCs/>
                 <w:lang w:val="en-GB"/>
               </w:rPr>
-              <w:t>Communica Total</w:t>
+              <w:t>Communica</w:t>
+            </w:r>
+            <w:proofErr w:type="spellEnd"/>
+            <w:r>
+              <w:rPr>
+                <w:b/>
+                <w:bCs/>
+                <w:lang w:val="en-GB"/>
+              </w:rPr>
+              <w:t xml:space="preserve"> Total</w:t>
             </w:r>
           </w:p>
         </w:tc>
@@ -6104,6 +6228,7 @@
               </w:rPr>
             </w:pPr>
             <w:hyperlink r:id="rId37" w:history="1">
+              <w:proofErr w:type="spellStart"/>
               <w:r>
                 <w:rPr>
                   <w:rStyle w:val="Hyperlink"/>
@@ -6111,6 +6236,7 @@
                 </w:rPr>
                 <w:t>Digikey</w:t>
               </w:r>
+              <w:proofErr w:type="spellEnd"/>
             </w:hyperlink>
           </w:p>
         </w:tc>
@@ -6214,6 +6340,7 @@
               </w:rPr>
             </w:pPr>
             <w:hyperlink r:id="rId38" w:history="1">
+              <w:proofErr w:type="spellStart"/>
               <w:r>
                 <w:rPr>
                   <w:rStyle w:val="Hyperlink"/>
@@ -6221,6 +6348,7 @@
                 </w:rPr>
                 <w:t>DigiKey</w:t>
               </w:r>
+              <w:proofErr w:type="spellEnd"/>
             </w:hyperlink>
           </w:p>
         </w:tc>
@@ -6324,6 +6452,7 @@
               </w:rPr>
             </w:pPr>
             <w:hyperlink r:id="rId39" w:history="1">
+              <w:proofErr w:type="spellStart"/>
               <w:r>
                 <w:rPr>
                   <w:rStyle w:val="Hyperlink"/>
@@ -6331,6 +6460,7 @@
                 </w:rPr>
                 <w:t>DigiKey</w:t>
               </w:r>
+              <w:proofErr w:type="spellEnd"/>
             </w:hyperlink>
           </w:p>
         </w:tc>
@@ -6431,12 +6561,14 @@
               </w:tabs>
             </w:pPr>
             <w:hyperlink r:id="rId40" w:history="1">
+              <w:proofErr w:type="spellStart"/>
               <w:r>
                 <w:rPr>
                   <w:rStyle w:val="Hyperlink"/>
                 </w:rPr>
                 <w:t>DigiKey</w:t>
               </w:r>
+              <w:proofErr w:type="spellEnd"/>
             </w:hyperlink>
           </w:p>
         </w:tc>
@@ -6543,12 +6675,14 @@
               </w:tabs>
             </w:pPr>
             <w:hyperlink r:id="rId41" w:history="1">
+              <w:proofErr w:type="spellStart"/>
               <w:r>
                 <w:rPr>
                   <w:rStyle w:val="Hyperlink"/>
                 </w:rPr>
                 <w:t>DigiKey</w:t>
               </w:r>
+              <w:proofErr w:type="spellEnd"/>
             </w:hyperlink>
           </w:p>
         </w:tc>
@@ -6570,13 +6704,23 @@
                 <w:lang w:val="en-GB"/>
               </w:rPr>
             </w:pPr>
+            <w:proofErr w:type="spellStart"/>
             <w:r>
               <w:rPr>
                 <w:b/>
                 <w:bCs/>
                 <w:lang w:val="en-GB"/>
               </w:rPr>
-              <w:t>DigiKey Total</w:t>
+              <w:t>DigiKey</w:t>
+            </w:r>
+            <w:proofErr w:type="spellEnd"/>
+            <w:r>
+              <w:rPr>
+                <w:b/>
+                <w:bCs/>
+                <w:lang w:val="en-GB"/>
+              </w:rPr>
+              <w:t xml:space="preserve"> Total</w:t>
             </w:r>
           </w:p>
         </w:tc>
@@ -6713,6 +6857,7 @@
               </w:rPr>
             </w:pPr>
             <w:hyperlink r:id="rId42" w:history="1">
+              <w:proofErr w:type="spellStart"/>
               <w:r>
                 <w:rPr>
                   <w:rStyle w:val="Hyperlink"/>
@@ -6720,6 +6865,7 @@
                 </w:rPr>
                 <w:t>Microrobotics</w:t>
               </w:r>
+              <w:proofErr w:type="spellEnd"/>
             </w:hyperlink>
           </w:p>
         </w:tc>
@@ -6828,6 +6974,7 @@
               </w:rPr>
             </w:pPr>
             <w:hyperlink r:id="rId43" w:history="1">
+              <w:proofErr w:type="spellStart"/>
               <w:r>
                 <w:rPr>
                   <w:rStyle w:val="Hyperlink"/>
@@ -6835,6 +6982,7 @@
                 </w:rPr>
                 <w:t>Microrobotics</w:t>
               </w:r>
+              <w:proofErr w:type="spellEnd"/>
             </w:hyperlink>
           </w:p>
         </w:tc>
@@ -6940,12 +7088,14 @@
               <w:jc w:val="both"/>
             </w:pPr>
             <w:hyperlink r:id="rId44" w:history="1">
+              <w:proofErr w:type="spellStart"/>
               <w:r>
                 <w:rPr>
                   <w:rStyle w:val="Hyperlink"/>
                 </w:rPr>
                 <w:t>Microrobotics</w:t>
               </w:r>
+              <w:proofErr w:type="spellEnd"/>
             </w:hyperlink>
           </w:p>
         </w:tc>
@@ -7051,12 +7201,14 @@
               <w:jc w:val="both"/>
             </w:pPr>
             <w:hyperlink r:id="rId45" w:history="1">
+              <w:proofErr w:type="spellStart"/>
               <w:r>
                 <w:rPr>
                   <w:rStyle w:val="Hyperlink"/>
                 </w:rPr>
                 <w:t>Microrobotics</w:t>
               </w:r>
+              <w:proofErr w:type="spellEnd"/>
             </w:hyperlink>
           </w:p>
         </w:tc>
@@ -7079,13 +7231,23 @@
                 <w:lang w:val="en-GB"/>
               </w:rPr>
             </w:pPr>
+            <w:proofErr w:type="spellStart"/>
             <w:r>
               <w:rPr>
                 <w:b/>
                 <w:bCs/>
                 <w:lang w:val="en-GB"/>
               </w:rPr>
-              <w:t>Microrobotics Total</w:t>
+              <w:t>Microrobotics</w:t>
+            </w:r>
+            <w:proofErr w:type="spellEnd"/>
+            <w:r>
+              <w:rPr>
+                <w:b/>
+                <w:bCs/>
+                <w:lang w:val="en-GB"/>
+              </w:rPr>
+              <w:t xml:space="preserve"> Total</w:t>
             </w:r>
           </w:p>
         </w:tc>
@@ -7416,12 +7578,28 @@
           <w:lang w:val="en-GB"/>
         </w:rPr>
       </w:pPr>
+      <w:proofErr w:type="spellStart"/>
+      <w:proofErr w:type="gramStart"/>
       <w:r>
         <w:rPr>
           <w:lang w:val="en-GB"/>
         </w:rPr>
         <w:lastRenderedPageBreak/>
-        <w:t>analogWrite(pin, value)</w:t>
+        <w:t>analogWrite</w:t>
+      </w:r>
+      <w:proofErr w:type="spellEnd"/>
+      <w:r>
+        <w:rPr>
+          <w:lang w:val="en-GB"/>
+        </w:rPr>
+        <w:t>(</w:t>
+      </w:r>
+      <w:proofErr w:type="gramEnd"/>
+      <w:r>
+        <w:rPr>
+          <w:lang w:val="en-GB"/>
+        </w:rPr>
+        <w:t>pin, value)</w:t>
       </w:r>
     </w:p>
     <w:p>
@@ -7546,8 +7724,16 @@
         <w:rPr>
           <w:lang w:val="en-GB"/>
         </w:rPr>
-        <w:t>COM angle is the reference you want to set it to?</w:t>
-      </w:r>
+        <w:t xml:space="preserve">COM angle is the reference you want to set it </w:t>
+      </w:r>
+      <w:proofErr w:type="gramStart"/>
+      <w:r>
+        <w:rPr>
+          <w:lang w:val="en-GB"/>
+        </w:rPr>
+        <w:t>to?</w:t>
+      </w:r>
+      <w:proofErr w:type="gramEnd"/>
     </w:p>
     <w:p>
       <w:pPr>

--- a/Self-Balancing Robot/Self Balancing Robot v2.docx
+++ b/Self-Balancing Robot/Self Balancing Robot v2.docx
@@ -892,7 +892,6 @@
         </w:rPr>
       </w:pPr>
       <w:hyperlink r:id="rId9" w:history="1">
-        <w:proofErr w:type="spellStart"/>
         <w:r>
           <w:rPr>
             <w:rStyle w:val="Hyperlink"/>
@@ -900,7 +899,6 @@
           </w:rPr>
           <w:t>Communica</w:t>
         </w:r>
-        <w:proofErr w:type="spellEnd"/>
       </w:hyperlink>
       <w:r>
         <w:t xml:space="preserve"> (Paarden Eiland)</w:t>
@@ -942,19 +940,11 @@
         </w:rPr>
       </w:pPr>
       <w:hyperlink r:id="rId11" w:history="1">
-        <w:proofErr w:type="spellStart"/>
         <w:r>
           <w:rPr>
             <w:rStyle w:val="Hyperlink"/>
           </w:rPr>
-          <w:t>DigiKey</w:t>
-        </w:r>
-        <w:proofErr w:type="spellEnd"/>
-        <w:r>
-          <w:rPr>
-            <w:rStyle w:val="Hyperlink"/>
-          </w:rPr>
-          <w:t xml:space="preserve"> South Africa</w:t>
+          <w:t>DigiKey South Africa</w:t>
         </w:r>
       </w:hyperlink>
       <w:r>
@@ -1710,21 +1700,7 @@
         <w:rPr>
           <w:lang w:val="en-GB"/>
         </w:rPr>
-        <w:t xml:space="preserve"> - </w:t>
-      </w:r>
-      <w:proofErr w:type="spellStart"/>
-      <w:r>
-        <w:rPr>
-          <w:lang w:val="en-GB"/>
-        </w:rPr>
-        <w:t>Communica</w:t>
-      </w:r>
-      <w:proofErr w:type="spellEnd"/>
-      <w:r>
-        <w:rPr>
-          <w:lang w:val="en-GB"/>
-        </w:rPr>
-        <w:t xml:space="preserve"> link</w:t>
+        <w:t xml:space="preserve"> - Communica link</w:t>
       </w:r>
       <w:r>
         <w:rPr>
@@ -2302,21 +2278,7 @@
               <w:rPr>
                 <w:lang w:val="en-GB"/>
               </w:rPr>
-              <w:t>Set one high and one low to control Motor A direction (</w:t>
-            </w:r>
-            <w:proofErr w:type="spellStart"/>
-            <w:r>
-              <w:rPr>
-                <w:lang w:val="en-GB"/>
-              </w:rPr>
-              <w:t>digitalWrite</w:t>
-            </w:r>
-            <w:proofErr w:type="spellEnd"/>
-            <w:r>
-              <w:rPr>
-                <w:lang w:val="en-GB"/>
-              </w:rPr>
-              <w:t>)</w:t>
+              <w:t>Set one high and one low to control Motor A direction (digitalWrite)</w:t>
             </w:r>
           </w:p>
         </w:tc>
@@ -2386,25 +2348,7 @@
           <w:iCs/>
           <w:lang w:val="en-GB"/>
         </w:rPr>
-        <w:t xml:space="preserve">Standard ones from </w:t>
-      </w:r>
-      <w:proofErr w:type="spellStart"/>
-      <w:r>
-        <w:rPr>
-          <w:i/>
-          <w:iCs/>
-          <w:lang w:val="en-GB"/>
-        </w:rPr>
-        <w:t>Micromouse</w:t>
-      </w:r>
-      <w:proofErr w:type="spellEnd"/>
-      <w:r>
-        <w:rPr>
-          <w:i/>
-          <w:iCs/>
-          <w:lang w:val="en-GB"/>
-        </w:rPr>
-        <w:t xml:space="preserve"> project</w:t>
+        <w:t>Standard ones from Micromouse project</w:t>
       </w:r>
       <w:r>
         <w:rPr>
@@ -2503,21 +2447,7 @@
         <w:rPr>
           <w:lang w:val="en-GB"/>
         </w:rPr>
-        <w:t xml:space="preserve">Standard wheels we used for </w:t>
-      </w:r>
-      <w:proofErr w:type="spellStart"/>
-      <w:r>
-        <w:rPr>
-          <w:lang w:val="en-GB"/>
-        </w:rPr>
-        <w:t>micromouse</w:t>
-      </w:r>
-      <w:proofErr w:type="spellEnd"/>
-      <w:r>
-        <w:rPr>
-          <w:lang w:val="en-GB"/>
-        </w:rPr>
-        <w:t xml:space="preserve"> (see below).</w:t>
+        <w:t>Standard wheels we used for micromouse (see below).</w:t>
       </w:r>
     </w:p>
     <w:p>
@@ -3089,21 +3019,7 @@
         <w:rPr>
           <w:lang w:val="en-GB"/>
         </w:rPr>
-        <w:t xml:space="preserve"> - </w:t>
-      </w:r>
-      <w:proofErr w:type="spellStart"/>
-      <w:r>
-        <w:rPr>
-          <w:lang w:val="en-GB"/>
-        </w:rPr>
-        <w:t>Communica</w:t>
-      </w:r>
-      <w:proofErr w:type="spellEnd"/>
-      <w:r>
-        <w:rPr>
-          <w:lang w:val="en-GB"/>
-        </w:rPr>
-        <w:t xml:space="preserve"> version.</w:t>
+        <w:t xml:space="preserve"> - Communica version.</w:t>
       </w:r>
     </w:p>
     <w:p>
@@ -4736,25 +4652,7 @@
           <w:iCs/>
           <w:lang w:val="en-GB"/>
         </w:rPr>
-        <w:t xml:space="preserve">Motors will see roughly 7.28 V. Must drive DRV8833 with PWM signal so that it receives approximately 5 V. Measure with </w:t>
-      </w:r>
-      <w:proofErr w:type="spellStart"/>
-      <w:r>
-        <w:rPr>
-          <w:i/>
-          <w:iCs/>
-          <w:lang w:val="en-GB"/>
-        </w:rPr>
-        <w:t>multimeter</w:t>
-      </w:r>
-      <w:proofErr w:type="spellEnd"/>
-      <w:r>
-        <w:rPr>
-          <w:i/>
-          <w:iCs/>
-          <w:lang w:val="en-GB"/>
-        </w:rPr>
-        <w:t>!</w:t>
+        <w:t>Motors will see roughly 7.28 V. Must drive DRV8833 with PWM signal so that it receives approximately 5 V. Measure with multimeter!</w:t>
       </w:r>
     </w:p>
     <w:p>
@@ -5500,14 +5398,12 @@
               </w:rPr>
             </w:pPr>
             <w:hyperlink r:id="rId31" w:history="1">
-              <w:proofErr w:type="spellStart"/>
               <w:r>
                 <w:rPr>
                   <w:rStyle w:val="Hyperlink"/>
                 </w:rPr>
                 <w:t>Communica</w:t>
               </w:r>
-              <w:proofErr w:type="spellEnd"/>
             </w:hyperlink>
           </w:p>
         </w:tc>
@@ -5608,7 +5504,6 @@
               </w:rPr>
             </w:pPr>
             <w:hyperlink r:id="rId32" w:history="1">
-              <w:proofErr w:type="spellStart"/>
               <w:r>
                 <w:rPr>
                   <w:rStyle w:val="Hyperlink"/>
@@ -5616,7 +5511,6 @@
                 </w:rPr>
                 <w:t>Communica</w:t>
               </w:r>
-              <w:proofErr w:type="spellEnd"/>
             </w:hyperlink>
           </w:p>
         </w:tc>
@@ -5717,7 +5611,6 @@
               </w:rPr>
             </w:pPr>
             <w:hyperlink r:id="rId33" w:history="1">
-              <w:proofErr w:type="spellStart"/>
               <w:r>
                 <w:rPr>
                   <w:rStyle w:val="Hyperlink"/>
@@ -5725,7 +5618,6 @@
                 </w:rPr>
                 <w:t>Communica</w:t>
               </w:r>
-              <w:proofErr w:type="spellEnd"/>
             </w:hyperlink>
           </w:p>
         </w:tc>
@@ -5826,14 +5718,12 @@
               </w:tabs>
             </w:pPr>
             <w:hyperlink r:id="rId34" w:history="1">
-              <w:proofErr w:type="spellStart"/>
               <w:r>
                 <w:rPr>
                   <w:rStyle w:val="Hyperlink"/>
                 </w:rPr>
                 <w:t>Communica</w:t>
               </w:r>
-              <w:proofErr w:type="spellEnd"/>
             </w:hyperlink>
           </w:p>
         </w:tc>
@@ -5934,14 +5824,12 @@
               </w:tabs>
             </w:pPr>
             <w:hyperlink r:id="rId35" w:history="1">
-              <w:proofErr w:type="spellStart"/>
               <w:r>
                 <w:rPr>
                   <w:rStyle w:val="Hyperlink"/>
                 </w:rPr>
                 <w:t>Communica</w:t>
               </w:r>
-              <w:proofErr w:type="spellEnd"/>
             </w:hyperlink>
           </w:p>
         </w:tc>
@@ -6045,7 +5933,6 @@
               </w:rPr>
             </w:pPr>
             <w:hyperlink r:id="rId36" w:history="1">
-              <w:proofErr w:type="spellStart"/>
               <w:r>
                 <w:rPr>
                   <w:rStyle w:val="Hyperlink"/>
@@ -6053,7 +5940,6 @@
                 </w:rPr>
                 <w:t>Communica</w:t>
               </w:r>
-              <w:proofErr w:type="spellEnd"/>
             </w:hyperlink>
           </w:p>
         </w:tc>
@@ -6075,55 +5961,45 @@
                 <w:lang w:val="en-GB"/>
               </w:rPr>
             </w:pPr>
-            <w:proofErr w:type="spellStart"/>
             <w:r>
               <w:rPr>
                 <w:b/>
                 <w:bCs/>
                 <w:lang w:val="en-GB"/>
               </w:rPr>
-              <w:t>Communica</w:t>
-            </w:r>
-            <w:proofErr w:type="spellEnd"/>
-            <w:r>
+              <w:t>Communica Total</w:t>
+            </w:r>
+          </w:p>
+        </w:tc>
+        <w:tc>
+          <w:tcPr>
+            <w:tcW w:w="3291" w:type="dxa"/>
+            <w:gridSpan w:val="2"/>
+          </w:tcPr>
+          <w:p>
+            <w:pPr>
+              <w:tabs>
+                <w:tab w:val="left" w:pos="2680"/>
+              </w:tabs>
               <w:rPr>
                 <w:b/>
                 <w:bCs/>
-                <w:lang w:val="en-GB"/>
-              </w:rPr>
-              <w:t xml:space="preserve"> Total</w:t>
-            </w:r>
-          </w:p>
-        </w:tc>
-        <w:tc>
-          <w:tcPr>
-            <w:tcW w:w="3291" w:type="dxa"/>
-            <w:gridSpan w:val="2"/>
-          </w:tcPr>
-          <w:p>
-            <w:pPr>
-              <w:tabs>
-                <w:tab w:val="left" w:pos="2680"/>
-              </w:tabs>
+              </w:rPr>
+            </w:pPr>
+            <w:r>
               <w:rPr>
                 <w:b/>
                 <w:bCs/>
-              </w:rPr>
-            </w:pPr>
+                <w:lang w:val="en-GB"/>
+              </w:rPr>
+              <w:t>R</w:t>
+            </w:r>
             <w:r>
               <w:rPr>
                 <w:b/>
                 <w:bCs/>
                 <w:lang w:val="en-GB"/>
               </w:rPr>
-              <w:t>R</w:t>
-            </w:r>
-            <w:r>
-              <w:rPr>
-                <w:b/>
-                <w:bCs/>
-                <w:lang w:val="en-GB"/>
-              </w:rPr>
               <w:t>202.98</w:t>
             </w:r>
           </w:p>
@@ -6228,7 +6104,6 @@
               </w:rPr>
             </w:pPr>
             <w:hyperlink r:id="rId37" w:history="1">
-              <w:proofErr w:type="spellStart"/>
               <w:r>
                 <w:rPr>
                   <w:rStyle w:val="Hyperlink"/>
@@ -6236,7 +6111,6 @@
                 </w:rPr>
                 <w:t>Digikey</w:t>
               </w:r>
-              <w:proofErr w:type="spellEnd"/>
             </w:hyperlink>
           </w:p>
         </w:tc>
@@ -6340,7 +6214,6 @@
               </w:rPr>
             </w:pPr>
             <w:hyperlink r:id="rId38" w:history="1">
-              <w:proofErr w:type="spellStart"/>
               <w:r>
                 <w:rPr>
                   <w:rStyle w:val="Hyperlink"/>
@@ -6348,7 +6221,6 @@
                 </w:rPr>
                 <w:t>DigiKey</w:t>
               </w:r>
-              <w:proofErr w:type="spellEnd"/>
             </w:hyperlink>
           </w:p>
         </w:tc>
@@ -6452,7 +6324,6 @@
               </w:rPr>
             </w:pPr>
             <w:hyperlink r:id="rId39" w:history="1">
-              <w:proofErr w:type="spellStart"/>
               <w:r>
                 <w:rPr>
                   <w:rStyle w:val="Hyperlink"/>
@@ -6460,7 +6331,6 @@
                 </w:rPr>
                 <w:t>DigiKey</w:t>
               </w:r>
-              <w:proofErr w:type="spellEnd"/>
             </w:hyperlink>
           </w:p>
         </w:tc>
@@ -6561,14 +6431,12 @@
               </w:tabs>
             </w:pPr>
             <w:hyperlink r:id="rId40" w:history="1">
-              <w:proofErr w:type="spellStart"/>
               <w:r>
                 <w:rPr>
                   <w:rStyle w:val="Hyperlink"/>
                 </w:rPr>
                 <w:t>DigiKey</w:t>
               </w:r>
-              <w:proofErr w:type="spellEnd"/>
             </w:hyperlink>
           </w:p>
         </w:tc>
@@ -6675,14 +6543,12 @@
               </w:tabs>
             </w:pPr>
             <w:hyperlink r:id="rId41" w:history="1">
-              <w:proofErr w:type="spellStart"/>
               <w:r>
                 <w:rPr>
                   <w:rStyle w:val="Hyperlink"/>
                 </w:rPr>
                 <w:t>DigiKey</w:t>
               </w:r>
-              <w:proofErr w:type="spellEnd"/>
             </w:hyperlink>
           </w:p>
         </w:tc>
@@ -6704,48 +6570,46 @@
                 <w:lang w:val="en-GB"/>
               </w:rPr>
             </w:pPr>
-            <w:proofErr w:type="spellStart"/>
             <w:r>
               <w:rPr>
                 <w:b/>
                 <w:bCs/>
                 <w:lang w:val="en-GB"/>
               </w:rPr>
-              <w:t>DigiKey</w:t>
-            </w:r>
-            <w:proofErr w:type="spellEnd"/>
-            <w:r>
+              <w:t>DigiKey Total</w:t>
+            </w:r>
+          </w:p>
+        </w:tc>
+        <w:tc>
+          <w:tcPr>
+            <w:tcW w:w="3291" w:type="dxa"/>
+            <w:gridSpan w:val="2"/>
+          </w:tcPr>
+          <w:p>
+            <w:pPr>
+              <w:tabs>
+                <w:tab w:val="left" w:pos="2680"/>
+              </w:tabs>
               <w:rPr>
                 <w:b/>
                 <w:bCs/>
-                <w:lang w:val="en-GB"/>
-              </w:rPr>
-              <w:t xml:space="preserve"> Total</w:t>
-            </w:r>
-          </w:p>
-        </w:tc>
-        <w:tc>
-          <w:tcPr>
-            <w:tcW w:w="3291" w:type="dxa"/>
-            <w:gridSpan w:val="2"/>
-          </w:tcPr>
-          <w:p>
-            <w:pPr>
-              <w:tabs>
-                <w:tab w:val="left" w:pos="2680"/>
-              </w:tabs>
+              </w:rPr>
+            </w:pPr>
+            <w:r>
               <w:rPr>
                 <w:b/>
                 <w:bCs/>
-              </w:rPr>
-            </w:pPr>
+                <w:lang w:val="en-GB"/>
+              </w:rPr>
+              <w:t>R</w:t>
+            </w:r>
             <w:r>
               <w:rPr>
                 <w:b/>
                 <w:bCs/>
                 <w:lang w:val="en-GB"/>
               </w:rPr>
-              <w:t>R</w:t>
+              <w:t>2</w:t>
             </w:r>
             <w:r>
               <w:rPr>
@@ -6753,7 +6617,7 @@
                 <w:bCs/>
                 <w:lang w:val="en-GB"/>
               </w:rPr>
-              <w:t>422.15</w:t>
+              <w:t>84.71</w:t>
             </w:r>
           </w:p>
         </w:tc>
@@ -6857,7 +6721,6 @@
               </w:rPr>
             </w:pPr>
             <w:hyperlink r:id="rId42" w:history="1">
-              <w:proofErr w:type="spellStart"/>
               <w:r>
                 <w:rPr>
                   <w:rStyle w:val="Hyperlink"/>
@@ -6865,7 +6728,6 @@
                 </w:rPr>
                 <w:t>Microrobotics</w:t>
               </w:r>
-              <w:proofErr w:type="spellEnd"/>
             </w:hyperlink>
           </w:p>
         </w:tc>
@@ -6974,7 +6836,6 @@
               </w:rPr>
             </w:pPr>
             <w:hyperlink r:id="rId43" w:history="1">
-              <w:proofErr w:type="spellStart"/>
               <w:r>
                 <w:rPr>
                   <w:rStyle w:val="Hyperlink"/>
@@ -6982,7 +6843,6 @@
                 </w:rPr>
                 <w:t>Microrobotics</w:t>
               </w:r>
-              <w:proofErr w:type="spellEnd"/>
             </w:hyperlink>
           </w:p>
         </w:tc>
@@ -7088,14 +6948,12 @@
               <w:jc w:val="both"/>
             </w:pPr>
             <w:hyperlink r:id="rId44" w:history="1">
-              <w:proofErr w:type="spellStart"/>
               <w:r>
                 <w:rPr>
                   <w:rStyle w:val="Hyperlink"/>
                 </w:rPr>
                 <w:t>Microrobotics</w:t>
               </w:r>
-              <w:proofErr w:type="spellEnd"/>
             </w:hyperlink>
           </w:p>
         </w:tc>
@@ -7201,14 +7059,12 @@
               <w:jc w:val="both"/>
             </w:pPr>
             <w:hyperlink r:id="rId45" w:history="1">
-              <w:proofErr w:type="spellStart"/>
               <w:r>
                 <w:rPr>
                   <w:rStyle w:val="Hyperlink"/>
                 </w:rPr>
                 <w:t>Microrobotics</w:t>
               </w:r>
-              <w:proofErr w:type="spellEnd"/>
             </w:hyperlink>
           </w:p>
         </w:tc>
@@ -7231,23 +7087,13 @@
                 <w:lang w:val="en-GB"/>
               </w:rPr>
             </w:pPr>
-            <w:proofErr w:type="spellStart"/>
             <w:r>
               <w:rPr>
                 <w:b/>
                 <w:bCs/>
                 <w:lang w:val="en-GB"/>
               </w:rPr>
-              <w:t>Microrobotics</w:t>
-            </w:r>
-            <w:proofErr w:type="spellEnd"/>
-            <w:r>
-              <w:rPr>
-                <w:b/>
-                <w:bCs/>
-                <w:lang w:val="en-GB"/>
-              </w:rPr>
-              <w:t xml:space="preserve"> Total</w:t>
+              <w:t>Microrobotics Total</w:t>
             </w:r>
           </w:p>
         </w:tc>
@@ -7578,28 +7424,12 @@
           <w:lang w:val="en-GB"/>
         </w:rPr>
       </w:pPr>
-      <w:proofErr w:type="spellStart"/>
-      <w:proofErr w:type="gramStart"/>
       <w:r>
         <w:rPr>
           <w:lang w:val="en-GB"/>
         </w:rPr>
         <w:lastRenderedPageBreak/>
-        <w:t>analogWrite</w:t>
-      </w:r>
-      <w:proofErr w:type="spellEnd"/>
-      <w:r>
-        <w:rPr>
-          <w:lang w:val="en-GB"/>
-        </w:rPr>
-        <w:t>(</w:t>
-      </w:r>
-      <w:proofErr w:type="gramEnd"/>
-      <w:r>
-        <w:rPr>
-          <w:lang w:val="en-GB"/>
-        </w:rPr>
-        <w:t>pin, value)</w:t>
+        <w:t>analogWrite(pin, value)</w:t>
       </w:r>
     </w:p>
     <w:p>
@@ -7724,16 +7554,8 @@
         <w:rPr>
           <w:lang w:val="en-GB"/>
         </w:rPr>
-        <w:t xml:space="preserve">COM angle is the reference you want to set it </w:t>
-      </w:r>
-      <w:proofErr w:type="gramStart"/>
-      <w:r>
-        <w:rPr>
-          <w:lang w:val="en-GB"/>
-        </w:rPr>
-        <w:t>to?</w:t>
-      </w:r>
-      <w:proofErr w:type="gramEnd"/>
+        <w:t>COM angle is the reference you want to set it to?</w:t>
+      </w:r>
     </w:p>
     <w:p>
       <w:pPr>

--- a/Self-Balancing Robot/Self Balancing Robot v2.docx
+++ b/Self-Balancing Robot/Self Balancing Robot v2.docx
@@ -892,6 +892,7 @@
         </w:rPr>
       </w:pPr>
       <w:hyperlink r:id="rId9" w:history="1">
+        <w:proofErr w:type="spellStart"/>
         <w:r>
           <w:rPr>
             <w:rStyle w:val="Hyperlink"/>
@@ -899,6 +900,7 @@
           </w:rPr>
           <w:t>Communica</w:t>
         </w:r>
+        <w:proofErr w:type="spellEnd"/>
       </w:hyperlink>
       <w:r>
         <w:t xml:space="preserve"> (Paarden Eiland)</w:t>
@@ -940,11 +942,19 @@
         </w:rPr>
       </w:pPr>
       <w:hyperlink r:id="rId11" w:history="1">
+        <w:proofErr w:type="spellStart"/>
         <w:r>
           <w:rPr>
             <w:rStyle w:val="Hyperlink"/>
           </w:rPr>
-          <w:t>DigiKey South Africa</w:t>
+          <w:t>DigiKey</w:t>
+        </w:r>
+        <w:proofErr w:type="spellEnd"/>
+        <w:r>
+          <w:rPr>
+            <w:rStyle w:val="Hyperlink"/>
+          </w:rPr>
+          <w:t xml:space="preserve"> South Africa</w:t>
         </w:r>
       </w:hyperlink>
       <w:r>
@@ -1700,7 +1710,21 @@
         <w:rPr>
           <w:lang w:val="en-GB"/>
         </w:rPr>
-        <w:t xml:space="preserve"> - Communica link</w:t>
+        <w:t xml:space="preserve"> - </w:t>
+      </w:r>
+      <w:proofErr w:type="spellStart"/>
+      <w:r>
+        <w:rPr>
+          <w:lang w:val="en-GB"/>
+        </w:rPr>
+        <w:t>Communica</w:t>
+      </w:r>
+      <w:proofErr w:type="spellEnd"/>
+      <w:r>
+        <w:rPr>
+          <w:lang w:val="en-GB"/>
+        </w:rPr>
+        <w:t xml:space="preserve"> link</w:t>
       </w:r>
       <w:r>
         <w:rPr>
@@ -2278,7 +2302,21 @@
               <w:rPr>
                 <w:lang w:val="en-GB"/>
               </w:rPr>
-              <w:t>Set one high and one low to control Motor A direction (digitalWrite)</w:t>
+              <w:t>Set one high and one low to control Motor A direction (</w:t>
+            </w:r>
+            <w:proofErr w:type="spellStart"/>
+            <w:r>
+              <w:rPr>
+                <w:lang w:val="en-GB"/>
+              </w:rPr>
+              <w:t>digitalWrite</w:t>
+            </w:r>
+            <w:proofErr w:type="spellEnd"/>
+            <w:r>
+              <w:rPr>
+                <w:lang w:val="en-GB"/>
+              </w:rPr>
+              <w:t>)</w:t>
             </w:r>
           </w:p>
         </w:tc>
@@ -2348,7 +2386,25 @@
           <w:iCs/>
           <w:lang w:val="en-GB"/>
         </w:rPr>
-        <w:t>Standard ones from Micromouse project</w:t>
+        <w:t xml:space="preserve">Standard ones from </w:t>
+      </w:r>
+      <w:proofErr w:type="spellStart"/>
+      <w:r>
+        <w:rPr>
+          <w:i/>
+          <w:iCs/>
+          <w:lang w:val="en-GB"/>
+        </w:rPr>
+        <w:t>Micromouse</w:t>
+      </w:r>
+      <w:proofErr w:type="spellEnd"/>
+      <w:r>
+        <w:rPr>
+          <w:i/>
+          <w:iCs/>
+          <w:lang w:val="en-GB"/>
+        </w:rPr>
+        <w:t xml:space="preserve"> project</w:t>
       </w:r>
       <w:r>
         <w:rPr>
@@ -2447,7 +2503,21 @@
         <w:rPr>
           <w:lang w:val="en-GB"/>
         </w:rPr>
-        <w:t>Standard wheels we used for micromouse (see below).</w:t>
+        <w:t xml:space="preserve">Standard wheels we used for </w:t>
+      </w:r>
+      <w:proofErr w:type="spellStart"/>
+      <w:r>
+        <w:rPr>
+          <w:lang w:val="en-GB"/>
+        </w:rPr>
+        <w:t>micromouse</w:t>
+      </w:r>
+      <w:proofErr w:type="spellEnd"/>
+      <w:r>
+        <w:rPr>
+          <w:lang w:val="en-GB"/>
+        </w:rPr>
+        <w:t xml:space="preserve"> (see below).</w:t>
       </w:r>
     </w:p>
     <w:p>
@@ -3019,7 +3089,21 @@
         <w:rPr>
           <w:lang w:val="en-GB"/>
         </w:rPr>
-        <w:t xml:space="preserve"> - Communica version.</w:t>
+        <w:t xml:space="preserve"> - </w:t>
+      </w:r>
+      <w:proofErr w:type="spellStart"/>
+      <w:r>
+        <w:rPr>
+          <w:lang w:val="en-GB"/>
+        </w:rPr>
+        <w:t>Communica</w:t>
+      </w:r>
+      <w:proofErr w:type="spellEnd"/>
+      <w:r>
+        <w:rPr>
+          <w:lang w:val="en-GB"/>
+        </w:rPr>
+        <w:t xml:space="preserve"> version.</w:t>
       </w:r>
     </w:p>
     <w:p>
@@ -4652,7 +4736,25 @@
           <w:iCs/>
           <w:lang w:val="en-GB"/>
         </w:rPr>
-        <w:t>Motors will see roughly 7.28 V. Must drive DRV8833 with PWM signal so that it receives approximately 5 V. Measure with multimeter!</w:t>
+        <w:t xml:space="preserve">Motors will see roughly 7.28 V. Must drive DRV8833 with PWM signal so that it receives approximately 5 V. Measure with </w:t>
+      </w:r>
+      <w:proofErr w:type="spellStart"/>
+      <w:r>
+        <w:rPr>
+          <w:i/>
+          <w:iCs/>
+          <w:lang w:val="en-GB"/>
+        </w:rPr>
+        <w:t>multimeter</w:t>
+      </w:r>
+      <w:proofErr w:type="spellEnd"/>
+      <w:r>
+        <w:rPr>
+          <w:i/>
+          <w:iCs/>
+          <w:lang w:val="en-GB"/>
+        </w:rPr>
+        <w:t>!</w:t>
       </w:r>
     </w:p>
     <w:p>
@@ -5398,12 +5500,14 @@
               </w:rPr>
             </w:pPr>
             <w:hyperlink r:id="rId31" w:history="1">
+              <w:proofErr w:type="spellStart"/>
               <w:r>
                 <w:rPr>
                   <w:rStyle w:val="Hyperlink"/>
                 </w:rPr>
                 <w:t>Communica</w:t>
               </w:r>
+              <w:proofErr w:type="spellEnd"/>
             </w:hyperlink>
           </w:p>
         </w:tc>
@@ -5504,6 +5608,7 @@
               </w:rPr>
             </w:pPr>
             <w:hyperlink r:id="rId32" w:history="1">
+              <w:proofErr w:type="spellStart"/>
               <w:r>
                 <w:rPr>
                   <w:rStyle w:val="Hyperlink"/>
@@ -5511,6 +5616,7 @@
                 </w:rPr>
                 <w:t>Communica</w:t>
               </w:r>
+              <w:proofErr w:type="spellEnd"/>
             </w:hyperlink>
           </w:p>
         </w:tc>
@@ -5611,6 +5717,7 @@
               </w:rPr>
             </w:pPr>
             <w:hyperlink r:id="rId33" w:history="1">
+              <w:proofErr w:type="spellStart"/>
               <w:r>
                 <w:rPr>
                   <w:rStyle w:val="Hyperlink"/>
@@ -5618,6 +5725,7 @@
                 </w:rPr>
                 <w:t>Communica</w:t>
               </w:r>
+              <w:proofErr w:type="spellEnd"/>
             </w:hyperlink>
           </w:p>
         </w:tc>
@@ -5718,12 +5826,14 @@
               </w:tabs>
             </w:pPr>
             <w:hyperlink r:id="rId34" w:history="1">
+              <w:proofErr w:type="spellStart"/>
               <w:r>
                 <w:rPr>
                   <w:rStyle w:val="Hyperlink"/>
                 </w:rPr>
                 <w:t>Communica</w:t>
               </w:r>
+              <w:proofErr w:type="spellEnd"/>
             </w:hyperlink>
           </w:p>
         </w:tc>
@@ -5824,12 +5934,14 @@
               </w:tabs>
             </w:pPr>
             <w:hyperlink r:id="rId35" w:history="1">
+              <w:proofErr w:type="spellStart"/>
               <w:r>
                 <w:rPr>
                   <w:rStyle w:val="Hyperlink"/>
                 </w:rPr>
                 <w:t>Communica</w:t>
               </w:r>
+              <w:proofErr w:type="spellEnd"/>
             </w:hyperlink>
           </w:p>
         </w:tc>
@@ -5933,6 +6045,7 @@
               </w:rPr>
             </w:pPr>
             <w:hyperlink r:id="rId36" w:history="1">
+              <w:proofErr w:type="spellStart"/>
               <w:r>
                 <w:rPr>
                   <w:rStyle w:val="Hyperlink"/>
@@ -5940,6 +6053,7 @@
                 </w:rPr>
                 <w:t>Communica</w:t>
               </w:r>
+              <w:proofErr w:type="spellEnd"/>
             </w:hyperlink>
           </w:p>
         </w:tc>
@@ -5961,13 +6075,23 @@
                 <w:lang w:val="en-GB"/>
               </w:rPr>
             </w:pPr>
+            <w:proofErr w:type="spellStart"/>
             <w:r>
               <w:rPr>
                 <w:b/>
                 <w:bCs/>
                 <w:lang w:val="en-GB"/>
               </w:rPr>
-              <w:t>Communica Total</w:t>
+              <w:t>Communica</w:t>
+            </w:r>
+            <w:proofErr w:type="spellEnd"/>
+            <w:r>
+              <w:rPr>
+                <w:b/>
+                <w:bCs/>
+                <w:lang w:val="en-GB"/>
+              </w:rPr>
+              <w:t xml:space="preserve"> Total</w:t>
             </w:r>
           </w:p>
         </w:tc>
@@ -6104,6 +6228,7 @@
               </w:rPr>
             </w:pPr>
             <w:hyperlink r:id="rId37" w:history="1">
+              <w:proofErr w:type="spellStart"/>
               <w:r>
                 <w:rPr>
                   <w:rStyle w:val="Hyperlink"/>
@@ -6111,6 +6236,7 @@
                 </w:rPr>
                 <w:t>Digikey</w:t>
               </w:r>
+              <w:proofErr w:type="spellEnd"/>
             </w:hyperlink>
           </w:p>
         </w:tc>
@@ -6214,6 +6340,7 @@
               </w:rPr>
             </w:pPr>
             <w:hyperlink r:id="rId38" w:history="1">
+              <w:proofErr w:type="spellStart"/>
               <w:r>
                 <w:rPr>
                   <w:rStyle w:val="Hyperlink"/>
@@ -6221,6 +6348,7 @@
                 </w:rPr>
                 <w:t>DigiKey</w:t>
               </w:r>
+              <w:proofErr w:type="spellEnd"/>
             </w:hyperlink>
           </w:p>
         </w:tc>
@@ -6324,6 +6452,7 @@
               </w:rPr>
             </w:pPr>
             <w:hyperlink r:id="rId39" w:history="1">
+              <w:proofErr w:type="spellStart"/>
               <w:r>
                 <w:rPr>
                   <w:rStyle w:val="Hyperlink"/>
@@ -6331,6 +6460,7 @@
                 </w:rPr>
                 <w:t>DigiKey</w:t>
               </w:r>
+              <w:proofErr w:type="spellEnd"/>
             </w:hyperlink>
           </w:p>
         </w:tc>
@@ -6431,12 +6561,14 @@
               </w:tabs>
             </w:pPr>
             <w:hyperlink r:id="rId40" w:history="1">
+              <w:proofErr w:type="spellStart"/>
               <w:r>
                 <w:rPr>
                   <w:rStyle w:val="Hyperlink"/>
                 </w:rPr>
                 <w:t>DigiKey</w:t>
               </w:r>
+              <w:proofErr w:type="spellEnd"/>
             </w:hyperlink>
           </w:p>
         </w:tc>
@@ -6543,12 +6675,14 @@
               </w:tabs>
             </w:pPr>
             <w:hyperlink r:id="rId41" w:history="1">
+              <w:proofErr w:type="spellStart"/>
               <w:r>
                 <w:rPr>
                   <w:rStyle w:val="Hyperlink"/>
                 </w:rPr>
                 <w:t>DigiKey</w:t>
               </w:r>
+              <w:proofErr w:type="spellEnd"/>
             </w:hyperlink>
           </w:p>
         </w:tc>
@@ -6570,13 +6704,23 @@
                 <w:lang w:val="en-GB"/>
               </w:rPr>
             </w:pPr>
+            <w:proofErr w:type="spellStart"/>
             <w:r>
               <w:rPr>
                 <w:b/>
                 <w:bCs/>
                 <w:lang w:val="en-GB"/>
               </w:rPr>
-              <w:t>DigiKey Total</w:t>
+              <w:t>DigiKey</w:t>
+            </w:r>
+            <w:proofErr w:type="spellEnd"/>
+            <w:r>
+              <w:rPr>
+                <w:b/>
+                <w:bCs/>
+                <w:lang w:val="en-GB"/>
+              </w:rPr>
+              <w:t xml:space="preserve"> Total</w:t>
             </w:r>
           </w:p>
         </w:tc>
@@ -6721,6 +6865,7 @@
               </w:rPr>
             </w:pPr>
             <w:hyperlink r:id="rId42" w:history="1">
+              <w:proofErr w:type="spellStart"/>
               <w:r>
                 <w:rPr>
                   <w:rStyle w:val="Hyperlink"/>
@@ -6728,6 +6873,7 @@
                 </w:rPr>
                 <w:t>Microrobotics</w:t>
               </w:r>
+              <w:proofErr w:type="spellEnd"/>
             </w:hyperlink>
           </w:p>
         </w:tc>
@@ -6836,6 +6982,7 @@
               </w:rPr>
             </w:pPr>
             <w:hyperlink r:id="rId43" w:history="1">
+              <w:proofErr w:type="spellStart"/>
               <w:r>
                 <w:rPr>
                   <w:rStyle w:val="Hyperlink"/>
@@ -6843,6 +6990,7 @@
                 </w:rPr>
                 <w:t>Microrobotics</w:t>
               </w:r>
+              <w:proofErr w:type="spellEnd"/>
             </w:hyperlink>
           </w:p>
         </w:tc>
@@ -6948,12 +7096,14 @@
               <w:jc w:val="both"/>
             </w:pPr>
             <w:hyperlink r:id="rId44" w:history="1">
+              <w:proofErr w:type="spellStart"/>
               <w:r>
                 <w:rPr>
                   <w:rStyle w:val="Hyperlink"/>
                 </w:rPr>
                 <w:t>Microrobotics</w:t>
               </w:r>
+              <w:proofErr w:type="spellEnd"/>
             </w:hyperlink>
           </w:p>
         </w:tc>
@@ -7059,12 +7209,14 @@
               <w:jc w:val="both"/>
             </w:pPr>
             <w:hyperlink r:id="rId45" w:history="1">
+              <w:proofErr w:type="spellStart"/>
               <w:r>
                 <w:rPr>
                   <w:rStyle w:val="Hyperlink"/>
                 </w:rPr>
                 <w:t>Microrobotics</w:t>
               </w:r>
+              <w:proofErr w:type="spellEnd"/>
             </w:hyperlink>
           </w:p>
         </w:tc>
@@ -7087,13 +7239,23 @@
                 <w:lang w:val="en-GB"/>
               </w:rPr>
             </w:pPr>
+            <w:proofErr w:type="spellStart"/>
             <w:r>
               <w:rPr>
                 <w:b/>
                 <w:bCs/>
                 <w:lang w:val="en-GB"/>
               </w:rPr>
-              <w:t>Microrobotics Total</w:t>
+              <w:t>Microrobotics</w:t>
+            </w:r>
+            <w:proofErr w:type="spellEnd"/>
+            <w:r>
+              <w:rPr>
+                <w:b/>
+                <w:bCs/>
+                <w:lang w:val="en-GB"/>
+              </w:rPr>
+              <w:t xml:space="preserve"> Total</w:t>
             </w:r>
           </w:p>
         </w:tc>
@@ -7424,12 +7586,28 @@
           <w:lang w:val="en-GB"/>
         </w:rPr>
       </w:pPr>
+      <w:proofErr w:type="spellStart"/>
+      <w:proofErr w:type="gramStart"/>
       <w:r>
         <w:rPr>
           <w:lang w:val="en-GB"/>
         </w:rPr>
         <w:lastRenderedPageBreak/>
-        <w:t>analogWrite(pin, value)</w:t>
+        <w:t>analogWrite</w:t>
+      </w:r>
+      <w:proofErr w:type="spellEnd"/>
+      <w:r>
+        <w:rPr>
+          <w:lang w:val="en-GB"/>
+        </w:rPr>
+        <w:t>(</w:t>
+      </w:r>
+      <w:proofErr w:type="gramEnd"/>
+      <w:r>
+        <w:rPr>
+          <w:lang w:val="en-GB"/>
+        </w:rPr>
+        <w:t>pin, value)</w:t>
       </w:r>
     </w:p>
     <w:p>
@@ -7554,8 +7732,16 @@
         <w:rPr>
           <w:lang w:val="en-GB"/>
         </w:rPr>
-        <w:t>COM angle is the reference you want to set it to?</w:t>
-      </w:r>
+        <w:t xml:space="preserve">COM angle is the reference you want to set it </w:t>
+      </w:r>
+      <w:proofErr w:type="gramStart"/>
+      <w:r>
+        <w:rPr>
+          <w:lang w:val="en-GB"/>
+        </w:rPr>
+        <w:t>to?</w:t>
+      </w:r>
+      <w:proofErr w:type="gramEnd"/>
     </w:p>
     <w:p>
       <w:pPr>
